--- a/00-SORU-YAZARI-ANALIZI-VE-PROMPTLAR/05-SORU-PROMPTU-3_TARIFE.docx
+++ b/00-SORU-YAZARI-ANALIZI-VE-PROMPTLAR/05-SORU-PROMPTU-3_TARIFE.docx
@@ -2339,7 +2339,47 @@
         <w:pStyle w:val="FirstParagraph"/>
       </w:pPr>
       <w:r>
-        <w:t xml:space="preserve">Olumsuz %40 · Düz (farklı olanı bul dahil) %30 · Tanım/kavram/vaka %15 · Doğru (GYKK örneği) %8 · Sıralama/eşleştirme/boşluk %7.</w:t>
+        <w:t xml:space="preserve">Olumsuz %38–42 · Düz (farklı olanı bul ve</w:t>
+      </w:r>
+      <w:r>
+        <w:t xml:space="preserve"> </w:t>
+      </w:r>
+      <w:r>
+        <w:t xml:space="preserve">“</w:t>
+      </w:r>
+      <w:r>
+        <w:t xml:space="preserve">hangi pozisyonda</w:t>
+      </w:r>
+      <w:r>
+        <w:t xml:space="preserve">”</w:t>
+      </w:r>
+      <w:r>
+        <w:t xml:space="preserve"> </w:t>
+      </w:r>
+      <w:r>
+        <w:t xml:space="preserve">dahil) %35–40 · Tanım/kavram/vaka %8–10 · Doğru (GYKK örneği) %6–9 · Sıralama/eşleştirme/boşluk %3–5.</w:t>
+      </w:r>
+      <w:r>
+        <w:t xml:space="preserve"> </w:t>
+      </w:r>
+      <w:r>
+        <w:rPr>
+          <w:bCs/>
+          <w:b/>
+        </w:rPr>
+        <w:t xml:space="preserve">Öncüllü kullanılmaz</w:t>
+      </w:r>
+      <w:r>
+        <w:t xml:space="preserve"> </w:t>
+      </w:r>
+      <w:r>
+        <w:t xml:space="preserve">(5 yılda yalnız 1 tarife sorusu öncüllüydü).</w:t>
+      </w:r>
+      <w:r>
+        <w:t xml:space="preserve"> </w:t>
+      </w:r>
+      <w:r>
+        <w:t xml:space="preserve">(Gerçek tarife soruları: 5 yıl ortalaması olumsuz %42, düz %34, doğru %9, vaka %7, kavram %3. 2024–25’te düz %43’e çıktı.)</w:t>
       </w:r>
       <w:r>
         <w:t xml:space="preserve"> </w:t>

--- a/00-SORU-YAZARI-ANALIZI-VE-PROMPTLAR/05-SORU-PROMPTU-3_TARIFE.docx
+++ b/00-SORU-YAZARI-ANALIZI-VE-PROMPTLAR/05-SORU-PROMPTU-3_TARIFE.docx
@@ -293,6 +293,15 @@
           <w:rStyle w:val="VerbatimChar"/>
         </w:rPr>
         <w:t xml:space="preserve">GÖRSEL: [kullanılmaz (varsayılan) | görsel betimlemesi metinle verilir]</w:t>
+      </w:r>
+      <w:r>
+        <w:br/>
+      </w:r>
+      <w:r>
+        <w:rPr>
+          <w:rStyle w:val="VerbatimChar"/>
+        </w:rPr>
+        <w:t xml:space="preserve">ALT TİP: [OTOMATİK (varsayılan; Bölüm 4) | ör. O4×3, D5×2, V4×1 | KARMA-24-25]</w:t>
       </w:r>
       <w:r>
         <w:br/>
@@ -2399,6 +2408,527 @@
       </w:r>
     </w:p>
     <w:p>
+      <w:pPr>
+        <w:pStyle w:val="BodyText"/>
+      </w:pPr>
+      <w:r>
+        <w:rPr>
+          <w:bCs/>
+          <w:b/>
+        </w:rPr>
+        <w:t xml:space="preserve">Alt tip hedefi</w:t>
+      </w:r>
+      <w:r>
+        <w:t xml:space="preserve"> </w:t>
+      </w:r>
+      <w:r>
+        <w:t xml:space="preserve">(kodlar, gerçek örnekler ve üretim tarifleri</w:t>
+      </w:r>
+      <w:r>
+        <w:t xml:space="preserve"> </w:t>
+      </w:r>
+      <w:r>
+        <w:rPr>
+          <w:rStyle w:val="VerbatimChar"/>
+        </w:rPr>
+        <w:t xml:space="preserve">12-SORU-TIPI-KATALOGU</w:t>
+      </w:r>
+      <w:r>
+        <w:t xml:space="preserve"> </w:t>
+      </w:r>
+      <w:r>
+        <w:t xml:space="preserve">dosyasında). Gerçek tarife soruları (76): O4 %42 (2024–25: %37) · D5 %21 (2024–25: %29) · D4 %12 · V4 %9 · G4 %3 · E1 %3 · G1 %3 · S2, G2, B2 birer.</w:t>
+      </w:r>
+    </w:p>
+    <w:tbl>
+      <w:tblPr>
+        <w:tblStyle w:val="Table"/>
+        <w:tblW w:type="pct" w:w="5000"/>
+        <w:tblLook w:firstRow="1" w:lastRow="0" w:firstColumn="0" w:lastColumn="0" w:noHBand="0" w:noVBand="0" w:val="0020"/>
+        <w:jc w:val="start"/>
+      </w:tblPr>
+      <w:tblGrid>
+        <w:gridCol w:w="2112"/>
+        <w:gridCol w:w="5808"/>
+      </w:tblGrid>
+      <w:tr>
+        <w:trPr>
+          <w:tblHeader w:val="true"/>
+        </w:trPr>
+        <w:tc>
+          <w:tcPr/>
+          <w:p>
+            <w:pPr>
+              <w:pStyle w:val="Compact"/>
+              <w:jc w:val="left"/>
+            </w:pPr>
+            <w:r>
+              <w:t xml:space="preserve">Bölüm</w:t>
+            </w:r>
+          </w:p>
+        </w:tc>
+        <w:tc>
+          <w:tcPr/>
+          <w:p>
+            <w:pPr>
+              <w:pStyle w:val="Compact"/>
+              <w:jc w:val="left"/>
+            </w:pPr>
+            <w:r>
+              <w:t xml:space="preserve">Alt tip hedefi</w:t>
+            </w:r>
+          </w:p>
+        </w:tc>
+      </w:tr>
+      <w:tr>
+        <w:tc>
+          <w:tcPr/>
+          <w:p>
+            <w:pPr>
+              <w:pStyle w:val="Compact"/>
+              <w:jc w:val="left"/>
+            </w:pPr>
+            <w:r>
+              <w:t xml:space="preserve">Tarife bloğu (17 soru)</w:t>
+            </w:r>
+          </w:p>
+        </w:tc>
+        <w:tc>
+          <w:tcPr/>
+          <w:p>
+            <w:pPr>
+              <w:pStyle w:val="Compact"/>
+              <w:jc w:val="left"/>
+            </w:pPr>
+            <w:r>
+              <w:t xml:space="preserve">O4 7 · D5 4 · D4 2 · V4 2 · esnek 2 (E1, G4, S2, G2 ya da B2)</w:t>
+            </w:r>
+          </w:p>
+        </w:tc>
+      </w:tr>
+    </w:tbl>
+    <w:p/>
+    <w:tbl>
+      <w:tblPr>
+        <w:tblStyle w:val="Table"/>
+        <w:tblW w:type="pct" w:w="5000"/>
+        <w:tblLook w:firstRow="1" w:lastRow="0" w:firstColumn="0" w:lastColumn="0" w:noHBand="0" w:noVBand="0" w:val="0020"/>
+        <w:jc w:val="start"/>
+      </w:tblPr>
+      <w:tblGrid>
+        <w:gridCol w:w="1342"/>
+        <w:gridCol w:w="3087"/>
+        <w:gridCol w:w="3490"/>
+      </w:tblGrid>
+      <w:tr>
+        <w:trPr>
+          <w:tblHeader w:val="true"/>
+        </w:trPr>
+        <w:tc>
+          <w:tcPr/>
+          <w:p>
+            <w:pPr>
+              <w:pStyle w:val="Compact"/>
+              <w:jc w:val="left"/>
+            </w:pPr>
+            <w:r>
+              <w:t xml:space="preserve">Aile</w:t>
+            </w:r>
+          </w:p>
+        </w:tc>
+        <w:tc>
+          <w:tcPr/>
+          <w:p>
+            <w:pPr>
+              <w:pStyle w:val="Compact"/>
+              <w:jc w:val="left"/>
+            </w:pPr>
+            <w:r>
+              <w:t xml:space="preserve">En sık alt tip</w:t>
+            </w:r>
+          </w:p>
+        </w:tc>
+        <w:tc>
+          <w:tcPr/>
+          <w:p>
+            <w:pPr>
+              <w:pStyle w:val="Compact"/>
+              <w:jc w:val="left"/>
+            </w:pPr>
+            <w:r>
+              <w:t xml:space="preserve">Not</w:t>
+            </w:r>
+          </w:p>
+        </w:tc>
+      </w:tr>
+      <w:tr>
+        <w:tc>
+          <w:tcPr/>
+          <w:p>
+            <w:pPr>
+              <w:pStyle w:val="Compact"/>
+              <w:jc w:val="left"/>
+            </w:pPr>
+            <w:r>
+              <w:t xml:space="preserve">T1 Fasıl/pozisyon kapsamı</w:t>
+            </w:r>
+          </w:p>
+        </w:tc>
+        <w:tc>
+          <w:tcPr/>
+          <w:p>
+            <w:pPr>
+              <w:pStyle w:val="Compact"/>
+              <w:jc w:val="left"/>
+            </w:pPr>
+            <w:r>
+              <w:t xml:space="preserve">O4</w:t>
+            </w:r>
+            <w:r>
+              <w:t xml:space="preserve"> </w:t>
+            </w:r>
+            <w:r>
+              <w:t xml:space="preserve">“</w:t>
+            </w:r>
+            <w:r>
+              <w:t xml:space="preserve">yer almaz</w:t>
+            </w:r>
+            <w:r>
+              <w:t xml:space="preserve">”</w:t>
+            </w:r>
+            <w:r>
+              <w:t xml:space="preserve">, D5</w:t>
+            </w:r>
+            <w:r>
+              <w:t xml:space="preserve"> </w:t>
+            </w:r>
+            <w:r>
+              <w:t xml:space="preserve">“</w:t>
+            </w:r>
+            <w:r>
+              <w:t xml:space="preserve">yer alır</w:t>
+            </w:r>
+            <w:r>
+              <w:t xml:space="preserve">”</w:t>
+            </w:r>
+            <w:r>
+              <w:t xml:space="preserve">, D4</w:t>
+            </w:r>
+            <w:r>
+              <w:t xml:space="preserve"> </w:t>
+            </w:r>
+            <w:r>
+              <w:t xml:space="preserve">“</w:t>
+            </w:r>
+            <w:r>
+              <w:t xml:space="preserve">farklı olan</w:t>
+            </w:r>
+            <w:r>
+              <w:t xml:space="preserve">”</w:t>
+            </w:r>
+          </w:p>
+        </w:tc>
+        <w:tc>
+          <w:tcPr/>
+          <w:p>
+            <w:pPr>
+              <w:pStyle w:val="Compact"/>
+              <w:jc w:val="left"/>
+            </w:pPr>
+            <w:r>
+              <w:t xml:space="preserve">O4 ile D5’i dönüşümlü kullan</w:t>
+            </w:r>
+          </w:p>
+        </w:tc>
+      </w:tr>
+      <w:tr>
+        <w:tc>
+          <w:tcPr/>
+          <w:p>
+            <w:pPr>
+              <w:pStyle w:val="Compact"/>
+              <w:jc w:val="left"/>
+            </w:pPr>
+            <w:r>
+              <w:t xml:space="preserve">T2 Notlar ve izahname</w:t>
+            </w:r>
+          </w:p>
+        </w:tc>
+        <w:tc>
+          <w:tcPr/>
+          <w:p>
+            <w:pPr>
+              <w:pStyle w:val="Compact"/>
+              <w:jc w:val="left"/>
+            </w:pPr>
+            <w:r>
+              <w:t xml:space="preserve">O4</w:t>
+            </w:r>
+          </w:p>
+        </w:tc>
+        <w:tc>
+          <w:tcPr/>
+          <w:p>
+            <w:pPr>
+              <w:pStyle w:val="Compact"/>
+              <w:jc w:val="left"/>
+            </w:pPr>
+            <w:r>
+              <w:t xml:space="preserve">Cevap: notla hariç tutulan eşya</w:t>
+            </w:r>
+          </w:p>
+        </w:tc>
+      </w:tr>
+      <w:tr>
+        <w:tc>
+          <w:tcPr/>
+          <w:p>
+            <w:pPr>
+              <w:pStyle w:val="Compact"/>
+              <w:jc w:val="left"/>
+            </w:pPr>
+            <w:r>
+              <w:t xml:space="preserve">T3 GYKK</w:t>
+            </w:r>
+          </w:p>
+        </w:tc>
+        <w:tc>
+          <w:tcPr/>
+          <w:p>
+            <w:pPr>
+              <w:pStyle w:val="Compact"/>
+              <w:jc w:val="left"/>
+            </w:pPr>
+            <w:r>
+              <w:t xml:space="preserve">G4 örnek seçme, E1</w:t>
+            </w:r>
+            <w:r>
+              <w:t xml:space="preserve"> </w:t>
+            </w:r>
+            <w:r>
+              <w:t xml:space="preserve">“</w:t>
+            </w:r>
+            <w:r>
+              <w:t xml:space="preserve">hangi GYK yanlış gösterilmiştir</w:t>
+            </w:r>
+            <w:r>
+              <w:t xml:space="preserve">”</w:t>
+            </w:r>
+          </w:p>
+        </w:tc>
+        <w:tc>
+          <w:tcPr/>
+          <w:p>
+            <w:pPr>
+              <w:pStyle w:val="Compact"/>
+              <w:jc w:val="left"/>
+            </w:pPr>
+            <w:r>
+              <w:t xml:space="preserve">Doğru örnek izahnameden (makarna seti iki kez doğru cevap oldu)</w:t>
+            </w:r>
+          </w:p>
+        </w:tc>
+      </w:tr>
+      <w:tr>
+        <w:tc>
+          <w:tcPr/>
+          <w:p>
+            <w:pPr>
+              <w:pStyle w:val="Compact"/>
+              <w:jc w:val="left"/>
+            </w:pPr>
+            <w:r>
+              <w:t xml:space="preserve">T4 Tanım/görsel</w:t>
+            </w:r>
+          </w:p>
+        </w:tc>
+        <w:tc>
+          <w:tcPr/>
+          <w:p>
+            <w:pPr>
+              <w:pStyle w:val="Compact"/>
+              <w:jc w:val="left"/>
+            </w:pPr>
+            <w:r>
+              <w:t xml:space="preserve">V4</w:t>
+            </w:r>
+          </w:p>
+        </w:tc>
+        <w:tc>
+          <w:tcPr/>
+          <w:p>
+            <w:pPr>
+              <w:pStyle w:val="Compact"/>
+              <w:jc w:val="left"/>
+            </w:pPr>
+            <w:r>
+              <w:t xml:space="preserve">Çeldiriciler tanımdaki malzeme ve çağrışım kelimelerinden</w:t>
+            </w:r>
+          </w:p>
+        </w:tc>
+      </w:tr>
+      <w:tr>
+        <w:tc>
+          <w:tcPr/>
+          <w:p>
+            <w:pPr>
+              <w:pStyle w:val="Compact"/>
+              <w:jc w:val="left"/>
+            </w:pPr>
+            <w:r>
+              <w:t xml:space="preserve">T5 Pozisyon metni</w:t>
+            </w:r>
+          </w:p>
+        </w:tc>
+        <w:tc>
+          <w:tcPr/>
+          <w:p>
+            <w:pPr>
+              <w:pStyle w:val="Compact"/>
+              <w:jc w:val="left"/>
+            </w:pPr>
+            <w:r>
+              <w:t xml:space="preserve">O4, D5</w:t>
+            </w:r>
+          </w:p>
+        </w:tc>
+        <w:tc>
+          <w:tcPr/>
+          <w:p>
+            <w:pPr>
+              <w:pStyle w:val="Compact"/>
+              <w:jc w:val="left"/>
+            </w:pPr>
+            <w:r>
+              <w:t xml:space="preserve">Komşu pozisyon (09.09/09.10)</w:t>
+            </w:r>
+          </w:p>
+        </w:tc>
+      </w:tr>
+      <w:tr>
+        <w:tc>
+          <w:tcPr/>
+          <w:p>
+            <w:pPr>
+              <w:pStyle w:val="Compact"/>
+              <w:jc w:val="left"/>
+            </w:pPr>
+            <w:r>
+              <w:t xml:space="preserve">T6 HS değişiklikleri</w:t>
+            </w:r>
+          </w:p>
+        </w:tc>
+        <w:tc>
+          <w:tcPr/>
+          <w:p>
+            <w:pPr>
+              <w:pStyle w:val="Compact"/>
+              <w:jc w:val="left"/>
+            </w:pPr>
+            <w:r>
+              <w:t xml:space="preserve">D5, O4</w:t>
+            </w:r>
+          </w:p>
+        </w:tc>
+        <w:tc>
+          <w:tcPr/>
+          <w:p>
+            <w:pPr>
+              <w:pStyle w:val="Compact"/>
+              <w:jc w:val="left"/>
+            </w:pPr>
+            <w:r>
+              <w:t xml:space="preserve">Çeldiricilerden biri değişiklik öncesi eski pozisyon</w:t>
+            </w:r>
+          </w:p>
+        </w:tc>
+      </w:tr>
+      <w:tr>
+        <w:tc>
+          <w:tcPr/>
+          <w:p>
+            <w:pPr>
+              <w:pStyle w:val="Compact"/>
+              <w:jc w:val="left"/>
+            </w:pPr>
+            <w:r>
+              <w:t xml:space="preserve">T7 Yapı ve tarife hukuku</w:t>
+            </w:r>
+          </w:p>
+        </w:tc>
+        <w:tc>
+          <w:tcPr/>
+          <w:p>
+            <w:pPr>
+              <w:pStyle w:val="Compact"/>
+              <w:jc w:val="left"/>
+            </w:pPr>
+            <w:r>
+              <w:t xml:space="preserve">O4 (</w:t>
+            </w:r>
+            <w:r>
+              <w:t xml:space="preserve">“</w:t>
+            </w:r>
+            <w:r>
+              <w:t xml:space="preserve">bu GTİP için söylenemez</w:t>
+            </w:r>
+            <w:r>
+              <w:t xml:space="preserve">”</w:t>
+            </w:r>
+            <w:r>
+              <w:t xml:space="preserve">), G2 (474 yetki merdiveni)</w:t>
+            </w:r>
+          </w:p>
+        </w:tc>
+        <w:tc>
+          <w:tcPr/>
+          <w:p>
+            <w:pPr>
+              <w:pStyle w:val="Compact"/>
+            </w:pPr>
+          </w:p>
+        </w:tc>
+      </w:tr>
+      <w:tr>
+        <w:tc>
+          <w:tcPr/>
+          <w:p>
+            <w:pPr>
+              <w:pStyle w:val="Compact"/>
+              <w:jc w:val="left"/>
+            </w:pPr>
+            <w:r>
+              <w:t xml:space="preserve">T8 Sıralama/eşleştirme</w:t>
+            </w:r>
+          </w:p>
+        </w:tc>
+        <w:tc>
+          <w:tcPr/>
+          <w:p>
+            <w:pPr>
+              <w:pStyle w:val="Compact"/>
+              <w:jc w:val="left"/>
+            </w:pPr>
+            <w:r>
+              <w:t xml:space="preserve">S2, E1, B2</w:t>
+            </w:r>
+          </w:p>
+        </w:tc>
+        <w:tc>
+          <w:tcPr/>
+          <w:p>
+            <w:pPr>
+              <w:pStyle w:val="Compact"/>
+              <w:jc w:val="left"/>
+            </w:pPr>
+            <w:r>
+              <w:t xml:space="preserve">Yalnız 1–2 öğenin yeri bozuk</w:t>
+            </w:r>
+          </w:p>
+        </w:tc>
+      </w:tr>
+    </w:tbl>
+    <w:p>
       <w:r>
         <w:pict>
           <v:rect style="width:0;height:1.5pt" o:hralign="center" o:hrstd="t" o:hr="t"/>
@@ -2626,7 +3156,7 @@
         <w:rPr>
           <w:rStyle w:val="VerbatimChar"/>
         </w:rPr>
-        <w:t xml:space="preserve">Kalıp/Teknik: [Aile T1–T8 – kök tipi – bozma tekniği]</w:t>
+        <w:t xml:space="preserve">Kalıp/Teknik: [Aile T1–T8 – alt tip kodu – bozma tekniği]</w:t>
       </w:r>
     </w:p>
     <w:p>
@@ -2738,7 +3268,7 @@
         <w:rPr>
           <w:rStyle w:val="VerbatimChar"/>
         </w:rPr>
-        <w:t xml:space="preserve">Kalıp/Teknik: T1 – düz – ad tuzağı + malzeme ↔ işlev</w:t>
+        <w:t xml:space="preserve">Kalıp/Teknik: T1 – D5 – ad tuzağı + malzeme ↔ işlev</w:t>
       </w:r>
     </w:p>
     <w:p>
